--- a/ResearchPaper(InProgress)/ValidationTesting.docx
+++ b/ResearchPaper(InProgress)/ValidationTesting.docx
@@ -178,6 +178,22 @@
       <w:pPr>
         <w:pStyle w:val="Normal"/>
         <w:numPr>
+          <w:ilvl w:val="0"/>
+          <w:numId w:val="1"/>
+        </w:numPr>
+        <w:bidi w:val="0"/>
+        <w:jc w:val="start"/>
+        <w:rPr/>
+      </w:pPr>
+      <w:r>
+        <w:rPr/>
+        <w:t>End to End Delay for Gestures</w:t>
+      </w:r>
+    </w:p>
+    <w:p>
+      <w:pPr>
+        <w:pStyle w:val="Normal"/>
+        <w:numPr>
           <w:ilvl w:val="1"/>
           <w:numId w:val="1"/>
         </w:numPr>
@@ -187,6 +203,71 @@
       </w:pPr>
       <w:r>
         <w:rPr/>
+        <w:t>Serial Test</w:t>
+      </w:r>
+    </w:p>
+    <w:p>
+      <w:pPr>
+        <w:pStyle w:val="Normal"/>
+        <w:numPr>
+          <w:ilvl w:val="2"/>
+          <w:numId w:val="1"/>
+        </w:numPr>
+        <w:bidi w:val="0"/>
+        <w:jc w:val="start"/>
+        <w:rPr/>
+      </w:pPr>
+      <w:r>
+        <w:rPr/>
+        <w:t>G1-&gt;Base: 5 frames</w:t>
+      </w:r>
+    </w:p>
+    <w:p>
+      <w:pPr>
+        <w:pStyle w:val="Normal"/>
+        <w:numPr>
+          <w:ilvl w:val="2"/>
+          <w:numId w:val="1"/>
+        </w:numPr>
+        <w:bidi w:val="0"/>
+        <w:jc w:val="start"/>
+        <w:rPr/>
+      </w:pPr>
+      <w:r>
+        <w:rPr/>
+        <w:t>Base-&gt;G2 5-6 frames</w:t>
+      </w:r>
+    </w:p>
+    <w:p>
+      <w:pPr>
+        <w:pStyle w:val="Normal"/>
+        <w:numPr>
+          <w:ilvl w:val="2"/>
+          <w:numId w:val="1"/>
+        </w:numPr>
+        <w:bidi w:val="0"/>
+        <w:jc w:val="start"/>
+        <w:rPr/>
+      </w:pPr>
+      <w:r>
+        <w:rPr/>
+        <w:t>G2 -&gt; G4 7 frames</w:t>
+      </w:r>
+    </w:p>
+    <w:p>
+      <w:pPr>
+        <w:pStyle w:val="Normal"/>
+        <w:numPr>
+          <w:ilvl w:val="2"/>
+          <w:numId w:val="1"/>
+        </w:numPr>
+        <w:bidi w:val="0"/>
+        <w:jc w:val="start"/>
+        <w:rPr/>
+      </w:pPr>
+      <w:r>
+        <w:rPr/>
+        <w:t>G4 -&gt; G3 15 frames</w:t>
       </w:r>
     </w:p>
     <w:sectPr>

--- a/ResearchPaper(InProgress)/ValidationTesting.docx
+++ b/ResearchPaper(InProgress)/ValidationTesting.docx
@@ -267,7 +267,15 @@
       </w:pPr>
       <w:r>
         <w:rPr/>
-        <w:t>G4 -&gt; G3 15 frames</w:t>
+        <w:t>G4 -&gt; G3 1</w:t>
+      </w:r>
+      <w:r>
+        <w:rPr/>
+        <w:t>5</w:t>
+      </w:r>
+      <w:r>
+        <w:rPr/>
+        <w:t xml:space="preserve"> frames</w:t>
       </w:r>
     </w:p>
     <w:sectPr>
@@ -277,6 +285,7 @@
       <w:pgNumType w:fmt="decimal"/>
       <w:formProt w:val="false"/>
       <w:textDirection w:val="lrTb"/>
+      <w:docGrid w:type="default" w:linePitch="100" w:charSpace="0"/>
     </w:sectPr>
   </w:body>
 </w:document>
@@ -563,7 +572,6 @@
     </w:rPrDefault>
     <w:pPrDefault>
       <w:pPr>
-        <w:widowControl/>
         <w:suppressAutoHyphens w:val="true"/>
       </w:pPr>
     </w:pPrDefault>
@@ -573,7 +581,10 @@
     <w:qFormat/>
     <w:pPr>
       <w:widowControl/>
+      <w:suppressAutoHyphens w:val="true"/>
       <w:bidi w:val="0"/>
+      <w:spacing w:before="0" w:after="0"/>
+      <w:jc w:val="start"/>
     </w:pPr>
     <w:rPr>
       <w:rFonts w:ascii="Liberation Serif" w:hAnsi="Liberation Serif" w:eastAsia="Noto Serif CJK SC" w:cs="FreeSans"/>
